--- a/HaemophilusWeb/ReportTemplates/Meningo/Nativmaterial v2.docx
+++ b/HaemophilusWeb/ReportTemplates/Meningo/Nativmaterial v2.docx
@@ -1105,6 +1105,159 @@
     </w:p>
     <w:p>
       <w:pPr>
+        <w:widowControl w:val="0"/>
+        <w:tabs>
+          <w:tab w:val="left" w:pos="90"/>
+        </w:tabs>
+        <w:autoSpaceDE w:val="0"/>
+        <w:autoSpaceDN w:val="0"/>
+        <w:adjustRightInd w:val="0"/>
+        <w:spacing w:before="171"/>
+        <w:rPr>
+          <w:rFonts w:ascii="Arial" w:hAnsi="Arial" w:cs="Arial"/>
+        </w:rPr>
+      </w:pPr>
+      <w:r>
+        <w:rPr>
+          <w:rFonts w:ascii="Arial" w:hAnsi="Arial" w:cs="Arial"/>
+        </w:rPr>
+        <w:t>{#</w:t>
+      </w:r>
+      <w:r>
+        <w:rPr>
+          <w:rFonts w:ascii="Arial" w:hAnsi="Arial" w:cs="Arial"/>
+        </w:rPr>
+        <w:t>NativeMaterialInterpretation_04</w:t>
+      </w:r>
+      <w:r>
+        <w:rPr>
+          <w:rFonts w:ascii="Arial" w:hAnsi="Arial" w:cs="Arial"/>
+        </w:rPr>
+        <w:t>}</w:t>
+      </w:r>
+      <w:r>
+        <w:rPr>
+          <w:rFonts w:ascii="Arial" w:hAnsi="Arial" w:cs="Arial"/>
+        </w:rPr>
+        <w:t>Treffer</w:t>
+      </w:r>
+      <w:r>
+        <w:rPr>
+          <w:rFonts w:ascii="Arial" w:hAnsi="Arial" w:cs="Arial"/>
+          <w:color w:val="31849B"/>
+        </w:rPr>
+        <w:t xml:space="preserve">: </w:t>
+      </w:r>
+      <w:r>
+        <w:rPr>
+          <w:rFonts w:ascii="Arial" w:hAnsi="Arial" w:cs="Arial"/>
+          <w:color w:val="31849B"/>
+        </w:rPr>
+        <w:t>Native Regel 4</w:t>
+      </w:r>
+      <w:r>
+        <w:rPr>
+          <w:rFonts w:ascii="Arial" w:hAnsi="Arial" w:cs="Arial"/>
+        </w:rPr>
+        <w:t>{</w:t>
+      </w:r>
+      <w:r>
+        <w:rPr>
+          <w:rFonts w:ascii="Arial" w:hAnsi="Arial" w:cs="Arial"/>
+        </w:rPr>
+        <w:t>/</w:t>
+      </w:r>
+      <w:r>
+        <w:rPr>
+          <w:rFonts w:ascii="Arial" w:hAnsi="Arial" w:cs="Arial"/>
+        </w:rPr>
+        <w:t>NativeMaterialInterpretation_04</w:t>
+      </w:r>
+      <w:r>
+        <w:rPr>
+          <w:rFonts w:ascii="Arial" w:hAnsi="Arial" w:cs="Arial"/>
+        </w:rPr>
+        <w:t>}</w:t>
+      </w:r>
+    </w:p>
+    <w:p>
+      <w:pPr>
+        <w:widowControl w:val="0"/>
+        <w:tabs>
+          <w:tab w:val="left" w:pos="90"/>
+        </w:tabs>
+        <w:autoSpaceDE w:val="0"/>
+        <w:autoSpaceDN w:val="0"/>
+        <w:adjustRightInd w:val="0"/>
+        <w:spacing w:before="171"/>
+        <w:rPr>
+          <w:rFonts w:ascii="Arial" w:hAnsi="Arial" w:cs="Arial"/>
+        </w:rPr>
+      </w:pPr>
+      <w:r>
+        <w:rPr>
+          <w:rFonts w:ascii="Arial" w:hAnsi="Arial" w:cs="Arial"/>
+        </w:rPr>
+        <w:t>{#</w:t>
+      </w:r>
+      <w:r>
+        <w:rPr>
+          <w:rFonts w:ascii="Arial" w:hAnsi="Arial" w:cs="Arial"/>
+        </w:rPr>
+        <w:t>NoRule</w:t>
+      </w:r>
+      <w:r>
+        <w:rPr>
+          <w:rFonts w:ascii="Arial" w:hAnsi="Arial" w:cs="Arial"/>
+        </w:rPr>
+        <w:t>}</w:t>
+      </w:r>
+      <w:r>
+        <w:rPr>
+          <w:rFonts w:ascii="Arial" w:hAnsi="Arial" w:cs="Arial"/>
+          <w:color w:val="C00000"/>
+        </w:rPr>
+        <w:t>Keine passende Interpretationsregel</w:t>
+      </w:r>
+      <w:r>
+        <w:rPr>
+          <w:rFonts w:ascii="Arial" w:hAnsi="Arial" w:cs="Arial"/>
+        </w:rPr>
+        <w:t>{/NoRule}</w:t>
+      </w:r>
+    </w:p>
+    <w:p>
+      <w:pPr>
+        <w:widowControl w:val="0"/>
+        <w:tabs>
+          <w:tab w:val="left" w:pos="90"/>
+        </w:tabs>
+        <w:autoSpaceDE w:val="0"/>
+        <w:autoSpaceDN w:val="0"/>
+        <w:adjustRightInd w:val="0"/>
+        <w:spacing w:before="171"/>
+        <w:rPr>
+          <w:rFonts w:ascii="Arial" w:hAnsi="Arial" w:cs="Arial"/>
+        </w:rPr>
+      </w:pPr>
+    </w:p>
+    <w:p>
+      <w:pPr>
+        <w:widowControl w:val="0"/>
+        <w:tabs>
+          <w:tab w:val="left" w:pos="90"/>
+        </w:tabs>
+        <w:autoSpaceDE w:val="0"/>
+        <w:autoSpaceDN w:val="0"/>
+        <w:adjustRightInd w:val="0"/>
+        <w:spacing w:before="171"/>
+        <w:rPr>
+          <w:rFonts w:ascii="Arial" w:hAnsi="Arial" w:cs="Arial"/>
+        </w:rPr>
+      </w:pPr>
+    </w:p>
+    <w:p>
+      <w:pPr>
         <w:rPr>
           <w:rFonts w:ascii="Arial" w:hAnsi="Arial" w:cs="Arial"/>
         </w:rPr>
@@ -1911,7 +2064,7 @@
           <v:path o:extrusionok="f" gradientshapeok="t" o:connecttype="rect"/>
           <o:lock v:ext="edit" aspectratio="t"/>
         </v:shapetype>
-        <v:shape id="Grafik 5" o:spid="_x0000_s1110" type="#_x0000_t75" alt="nrzmhi_logo_500" style="position:absolute;margin-left:385.15pt;margin-top:2.25pt;width:63.4pt;height:63.4pt;z-index:-5;visibility:visible;mso-wrap-style:square;mso-width-percent:0;mso-height-percent:0;mso-wrap-distance-left:9pt;mso-wrap-distance-top:0;mso-wrap-distance-right:9pt;mso-wrap-distance-bottom:0;mso-position-horizontal:absolute;mso-position-horizontal-relative:text;mso-position-vertical:absolute;mso-position-vertical-relative:text;mso-width-percent:0;mso-height-percent:0;mso-width-relative:page;mso-height-relative:page">
+        <v:shape id="Grafik 5" o:spid="_x0000_s1110" type="#_x0000_t75" alt="nrzmhi_logo_500" style="position:absolute;margin-left:385.15pt;margin-top:2.25pt;width:63.4pt;height:63.4pt;z-index:-3;visibility:visible;mso-wrap-style:square;mso-width-percent:0;mso-height-percent:0;mso-wrap-distance-left:9pt;mso-wrap-distance-top:0;mso-wrap-distance-right:9pt;mso-wrap-distance-bottom:0;mso-position-horizontal:absolute;mso-position-horizontal-relative:text;mso-position-vertical:absolute;mso-position-vertical-relative:text;mso-width-percent:0;mso-height-percent:0;mso-width-relative:page;mso-height-relative:page">
           <v:imagedata r:id="rId1" o:title="nrzmhi_logo_500"/>
         </v:shape>
       </w:pict>
@@ -2052,7 +2205,7 @@
           <v:stroke joinstyle="miter"/>
           <v:path gradientshapeok="t" o:connecttype="rect"/>
         </v:shapetype>
-        <v:shape id="Textfeld 2" o:spid="_x0000_s1122" type="#_x0000_t202" style="position:absolute;margin-left:284.2pt;margin-top:12.05pt;width:90.7pt;height:90.7pt;z-index:-4;visibility:visible;mso-wrap-distance-left:9pt;mso-wrap-distance-top:3.6pt;mso-wrap-distance-right:9pt;mso-wrap-distance-bottom:3.6pt;mso-position-horizontal-relative:text;mso-position-vertical-relative:text;mso-width-relative:margin;mso-height-relative:margin;v-text-anchor:top" stroked="f">
+        <v:shape id="Textfeld 2" o:spid="_x0000_s1122" type="#_x0000_t202" style="position:absolute;margin-left:284.2pt;margin-top:12.05pt;width:90.7pt;height:90.7pt;z-index:-2;visibility:visible;mso-wrap-distance-left:9pt;mso-wrap-distance-top:3.6pt;mso-wrap-distance-right:9pt;mso-wrap-distance-bottom:3.6pt;mso-position-horizontal-relative:text;mso-position-vertical-relative:text;mso-width-relative:margin;mso-height-relative:margin;v-text-anchor:top" stroked="f">
           <v:textbox>
             <w:txbxContent>
               <w:p>
@@ -2112,7 +2265,7 @@
         <w:noProof/>
       </w:rPr>
       <w:pict w14:anchorId="7F1A6F5B">
-        <v:shape id="Grafik 1" o:spid="_x0000_s1157" type="#_x0000_t75" alt="RKI_Logo-NRZKL-Deu_RGB-1.JPG" style="position:absolute;margin-left:449.25pt;margin-top:6.75pt;width:55pt;height:55pt;z-index:6;visibility:visible;mso-wrap-style:square;mso-width-percent:0;mso-height-percent:0;mso-wrap-distance-left:9pt;mso-wrap-distance-top:0;mso-wrap-distance-right:9pt;mso-wrap-distance-bottom:0;mso-position-horizontal:absolute;mso-position-horizontal-relative:text;mso-position-vertical:absolute;mso-position-vertical-relative:text;mso-width-percent:0;mso-height-percent:0;mso-width-relative:page;mso-height-relative:page" stroked="t" strokecolor="white">
+        <v:shape id="Grafik 1" o:spid="_x0000_s1157" type="#_x0000_t75" alt="RKI_Logo-NRZKL-Deu_RGB-1.JPG" style="position:absolute;margin-left:449.25pt;margin-top:6.75pt;width:55pt;height:55pt;z-index:4;visibility:visible;mso-wrap-style:square;mso-width-percent:0;mso-height-percent:0;mso-wrap-distance-left:9pt;mso-wrap-distance-top:0;mso-wrap-distance-right:9pt;mso-wrap-distance-bottom:0;mso-position-horizontal:absolute;mso-position-horizontal-relative:text;mso-position-vertical:absolute;mso-position-vertical-relative:text;mso-width-percent:0;mso-height-percent:0;mso-width-relative:page;mso-height-relative:page" stroked="t" strokecolor="white">
           <v:imagedata r:id="rId2" o:title="RKI_Logo-NRZKL-Deu_RGB-1"/>
         </v:shape>
       </w:pict>
@@ -2233,7 +2386,7 @@
         <w:noProof/>
       </w:rPr>
       <w:pict w14:anchorId="27A39B59">
-        <v:shape id="Textfeld 3" o:spid="_x0000_s1156" type="#_x0000_t202" style="position:absolute;margin-left:364.1pt;margin-top:2.3pt;width:156.8pt;height:304.25pt;z-index:7;visibility:visible;mso-wrap-style:square;mso-width-percent:0;mso-height-percent:0;mso-wrap-distance-left:9pt;mso-wrap-distance-top:0;mso-wrap-distance-right:9pt;mso-wrap-distance-bottom:0;mso-position-horizontal-relative:text;mso-position-vertical-relative:text;mso-width-percent:0;mso-height-percent:0;mso-width-relative:page;mso-height-relative:page;v-text-anchor:top" o:gfxdata="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" stroked="f">
+        <v:shape id="Textfeld 3" o:spid="_x0000_s1156" type="#_x0000_t202" style="position:absolute;margin-left:364.1pt;margin-top:2.3pt;width:156.8pt;height:304.25pt;z-index:5;visibility:visible;mso-wrap-style:square;mso-width-percent:0;mso-height-percent:0;mso-wrap-distance-left:9pt;mso-wrap-distance-top:0;mso-wrap-distance-right:9pt;mso-wrap-distance-bottom:0;mso-position-horizontal-relative:text;mso-position-vertical-relative:text;mso-width-percent:0;mso-height-percent:0;mso-width-relative:page;mso-height-relative:page;v-text-anchor:top" o:gfxdata="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" stroked="f">
           <v:textbox style="mso-next-textbox:#Textfeld 3">
             <w:txbxContent>
               <w:p>
@@ -3272,7 +3425,6 @@
   <w:style w:type="character" w:default="1" w:styleId="Absatz-Standardschriftart">
     <w:name w:val="Default Paragraph Font"/>
     <w:uiPriority w:val="1"/>
-    <w:semiHidden/>
     <w:unhideWhenUsed/>
   </w:style>
   <w:style w:type="table" w:default="1" w:styleId="NormaleTabelle">

--- a/HaemophilusWeb/ReportTemplates/Meningo/Nativmaterial v2.docx
+++ b/HaemophilusWeb/ReportTemplates/Meningo/Nativmaterial v2.docx
@@ -1250,12 +1250,10 @@
       </w:r>
     </w:p>
     <w:sectPr>
-      <w:headerReference w:type="even" r:id="rId8"/>
-      <w:headerReference w:type="default" r:id="rId9"/>
-      <w:footerReference w:type="even" r:id="rId10"/>
-      <w:footerReference w:type="default" r:id="rId11"/>
-      <w:headerReference w:type="first" r:id="rId12"/>
-      <w:footerReference w:type="first" r:id="rId13"/>
+      <w:headerReference w:type="default" r:id="rId8"/>
+      <w:footerReference w:type="default" r:id="rId9"/>
+      <w:headerReference w:type="first" r:id="rId10"/>
+      <w:footerReference w:type="first" r:id="rId11"/>
       <w:pgSz w:w="11906" w:h="16838" w:code="9"/>
       <w:pgMar w:top="2092" w:right="851" w:bottom="1418" w:left="1259" w:header="680" w:footer="0" w:gutter="0"/>
       <w:cols w:space="708"/>
@@ -1289,16 +1287,6 @@
 <w:ftr xmlns:wpc="http://schemas.microsoft.com/office/word/2010/wordprocessingCanvas" xmlns:cx="http://schemas.microsoft.com/office/drawing/2014/chartex" xmlns:cx1="http://schemas.microsoft.com/office/drawing/2015/9/8/chartex" xmlns:cx2="http://schemas.microsoft.com/office/drawing/2015/10/21/chartex" xmlns:cx3="http://schemas.microsoft.com/office/drawing/2016/5/9/chartex" xmlns:cx4="http://schemas.microsoft.com/office/drawing/2016/5/10/chartex" xmlns:cx5="http://schemas.microsoft.com/office/drawing/2016/5/11/chartex" xmlns:cx6="http://schemas.microsoft.com/office/drawing/2016/5/12/chartex" xmlns:cx7="http://schemas.microsoft.com/office/drawing/2016/5/13/chartex" xmlns:cx8="http://schemas.microsoft.com/office/drawing/2016/5/14/chartex" xmlns:mc="http://schemas.openxmlformats.org/markup-compatibility/2006" xmlns:aink="http://schemas.microsoft.com/office/drawing/2016/ink" xmlns:am3d="http://schemas.microsoft.com/office/drawing/2017/model3d" xmlns:o="urn:schemas-microsoft-com:office:office" xmlns:oel="http://schemas.microsoft.com/office/2019/extlst" xmlns:r="http://schemas.openxmlformats.org/officeDocument/2006/relationships" xmlns:m="http://schemas.openxmlformats.org/officeDocument/2006/math" xmlns:v="urn:schemas-microsoft-com:vml" xmlns:wp14="http://schemas.microsoft.com/office/word/2010/wordprocessingDrawing" xmlns:wp="http://schemas.openxmlformats.org/drawingml/2006/wordprocessingDrawing" xmlns:w10="urn:schemas-microsoft-com:office:word" xmlns:w="http://schemas.openxmlformats.org/wordprocessingml/2006/main" xmlns:w14="http://schemas.microsoft.com/office/word/2010/wordml" xmlns:w15="http://schemas.microsoft.com/office/word/2012/wordml" xmlns:w16cex="http://schemas.microsoft.com/office/word/2018/wordml/cex" xmlns:w16cid="http://schemas.microsoft.com/office/word/2016/wordml/cid" xmlns:w16="http://schemas.microsoft.com/office/word/2018/wordml" xmlns:w16du="http://schemas.microsoft.com/office/word/2023/wordml/word16du" xmlns:w16sdtdh="http://schemas.microsoft.com/office/word/2020/wordml/sdtdatahash" xmlns:w16sdtfl="http://schemas.microsoft.com/office/word/2024/wordml/sdtformatlock" xmlns:w16se="http://schemas.microsoft.com/office/word/2015/wordml/symex" xmlns:wpg="http://schemas.microsoft.com/office/word/2010/wordprocessingGroup" xmlns:wpi="http://schemas.microsoft.com/office/word/2010/wordprocessingInk" xmlns:wne="http://schemas.microsoft.com/office/word/2006/wordml" xmlns:wps="http://schemas.microsoft.com/office/word/2010/wordprocessingShape" mc:Ignorable="w14 w15 w16se w16cid w16 w16cex w16sdtdh w16sdtfl w16du wp14">
   <w:p>
     <w:pPr>
-      <w:pStyle w:val="Fuzeile"/>
-    </w:pPr>
-  </w:p>
-</w:ftr>
-</file>
-
-<file path=word/footer2.xml><?xml version="1.0" encoding="utf-8"?>
-<w:ftr xmlns:wpc="http://schemas.microsoft.com/office/word/2010/wordprocessingCanvas" xmlns:cx="http://schemas.microsoft.com/office/drawing/2014/chartex" xmlns:cx1="http://schemas.microsoft.com/office/drawing/2015/9/8/chartex" xmlns:cx2="http://schemas.microsoft.com/office/drawing/2015/10/21/chartex" xmlns:cx3="http://schemas.microsoft.com/office/drawing/2016/5/9/chartex" xmlns:cx4="http://schemas.microsoft.com/office/drawing/2016/5/10/chartex" xmlns:cx5="http://schemas.microsoft.com/office/drawing/2016/5/11/chartex" xmlns:cx6="http://schemas.microsoft.com/office/drawing/2016/5/12/chartex" xmlns:cx7="http://schemas.microsoft.com/office/drawing/2016/5/13/chartex" xmlns:cx8="http://schemas.microsoft.com/office/drawing/2016/5/14/chartex" xmlns:mc="http://schemas.openxmlformats.org/markup-compatibility/2006" xmlns:aink="http://schemas.microsoft.com/office/drawing/2016/ink" xmlns:am3d="http://schemas.microsoft.com/office/drawing/2017/model3d" xmlns:o="urn:schemas-microsoft-com:office:office" xmlns:oel="http://schemas.microsoft.com/office/2019/extlst" xmlns:r="http://schemas.openxmlformats.org/officeDocument/2006/relationships" xmlns:m="http://schemas.openxmlformats.org/officeDocument/2006/math" xmlns:v="urn:schemas-microsoft-com:vml" xmlns:wp14="http://schemas.microsoft.com/office/word/2010/wordprocessingDrawing" xmlns:wp="http://schemas.openxmlformats.org/drawingml/2006/wordprocessingDrawing" xmlns:w10="urn:schemas-microsoft-com:office:word" xmlns:w="http://schemas.openxmlformats.org/wordprocessingml/2006/main" xmlns:w14="http://schemas.microsoft.com/office/word/2010/wordml" xmlns:w15="http://schemas.microsoft.com/office/word/2012/wordml" xmlns:w16cex="http://schemas.microsoft.com/office/word/2018/wordml/cex" xmlns:w16cid="http://schemas.microsoft.com/office/word/2016/wordml/cid" xmlns:w16="http://schemas.microsoft.com/office/word/2018/wordml" xmlns:w16du="http://schemas.microsoft.com/office/word/2023/wordml/word16du" xmlns:w16sdtdh="http://schemas.microsoft.com/office/word/2020/wordml/sdtdatahash" xmlns:w16sdtfl="http://schemas.microsoft.com/office/word/2024/wordml/sdtformatlock" xmlns:w16se="http://schemas.microsoft.com/office/word/2015/wordml/symex" xmlns:wpg="http://schemas.microsoft.com/office/word/2010/wordprocessingGroup" xmlns:wpi="http://schemas.microsoft.com/office/word/2010/wordprocessingInk" xmlns:wne="http://schemas.microsoft.com/office/word/2006/wordml" xmlns:wps="http://schemas.microsoft.com/office/word/2010/wordprocessingShape" mc:Ignorable="w14 w15 w16se w16cid w16 w16cex w16sdtdh w16sdtfl w16du wp14">
-  <w:p>
-    <w:pPr>
       <w:tabs>
         <w:tab w:val="right" w:pos="7655"/>
       </w:tabs>
@@ -1327,7 +1315,7 @@
       <w:rPr>
         <w:noProof/>
       </w:rPr>
-      <w:pict w14:anchorId="51B67DED">
+      <w:pict w14:anchorId="3EA04938">
         <v:shapetype id="_x0000_t75" coordsize="21600,21600" o:spt="75" o:preferrelative="t" path="m@4@5l@4@11@9@11@9@5xe" filled="f" stroked="f">
           <v:stroke joinstyle="miter"/>
           <v:formulas>
@@ -1347,7 +1335,7 @@
           <v:path o:extrusionok="f" gradientshapeok="t" o:connecttype="rect"/>
           <o:lock v:ext="edit" aspectratio="t"/>
         </v:shapetype>
-        <v:shape id="Grafik 2071892008" o:spid="_x0000_s1154" type="#_x0000_t75" alt="ML-13135-01_DAkkS-Symbol_grau1-1" style="position:absolute;margin-left:401.25pt;margin-top:-13.1pt;width:111pt;height:63pt;z-index:3;visibility:visible;mso-wrap-style:square;mso-width-percent:0;mso-height-percent:0;mso-wrap-distance-left:9pt;mso-wrap-distance-top:0;mso-wrap-distance-right:9pt;mso-wrap-distance-bottom:0;mso-position-horizontal:absolute;mso-position-horizontal-relative:text;mso-position-vertical:absolute;mso-position-vertical-relative:text;mso-width-percent:0;mso-height-percent:0;mso-width-relative:page;mso-height-relative:page">
+        <v:shape id="Grafik 437844634" o:spid="_x0000_s1164" type="#_x0000_t75" alt="ML-13135-01_DAkkS-Symbol_grau1-1" style="position:absolute;margin-left:401.25pt;margin-top:-13.1pt;width:111pt;height:63pt;z-index:8;visibility:visible;mso-wrap-style:square;mso-width-percent:0;mso-height-percent:0;mso-wrap-distance-left:9pt;mso-wrap-distance-top:0;mso-wrap-distance-right:9pt;mso-wrap-distance-bottom:0;mso-position-horizontal:absolute;mso-position-horizontal-relative:text;mso-position-vertical:absolute;mso-position-vertical-relative:text;mso-width-percent:0;mso-height-percent:0;mso-width-relative:page;mso-height-relative:page">
           <v:imagedata r:id="rId1" o:title="ML-13135-01_DAkkS-Symbol_grau1-1"/>
         </v:shape>
       </w:pict>
@@ -1365,7 +1353,21 @@
         <w:szCs w:val="17"/>
       </w:rPr>
       <w:tab/>
-      <w:t>Befund zu</w:t>
+      <w:t xml:space="preserve">Befund </w:t>
+    </w:r>
+    <w:r>
+      <w:rPr>
+        <w:sz w:val="17"/>
+        <w:szCs w:val="17"/>
+      </w:rPr>
+      <w:t xml:space="preserve">vom {Date} </w:t>
+    </w:r>
+    <w:r>
+      <w:rPr>
+        <w:sz w:val="17"/>
+        <w:szCs w:val="17"/>
+      </w:rPr>
+      <w:t>zu</w:t>
     </w:r>
     <w:r>
       <w:rPr>
@@ -1531,7 +1533,7 @@
 </w:ftr>
 </file>
 
-<file path=word/footer3.xml><?xml version="1.0" encoding="utf-8"?>
+<file path=word/footer2.xml><?xml version="1.0" encoding="utf-8"?>
 <w:ftr xmlns:wpc="http://schemas.microsoft.com/office/word/2010/wordprocessingCanvas" xmlns:cx="http://schemas.microsoft.com/office/drawing/2014/chartex" xmlns:cx1="http://schemas.microsoft.com/office/drawing/2015/9/8/chartex" xmlns:cx2="http://schemas.microsoft.com/office/drawing/2015/10/21/chartex" xmlns:cx3="http://schemas.microsoft.com/office/drawing/2016/5/9/chartex" xmlns:cx4="http://schemas.microsoft.com/office/drawing/2016/5/10/chartex" xmlns:cx5="http://schemas.microsoft.com/office/drawing/2016/5/11/chartex" xmlns:cx6="http://schemas.microsoft.com/office/drawing/2016/5/12/chartex" xmlns:cx7="http://schemas.microsoft.com/office/drawing/2016/5/13/chartex" xmlns:cx8="http://schemas.microsoft.com/office/drawing/2016/5/14/chartex" xmlns:mc="http://schemas.openxmlformats.org/markup-compatibility/2006" xmlns:aink="http://schemas.microsoft.com/office/drawing/2016/ink" xmlns:am3d="http://schemas.microsoft.com/office/drawing/2017/model3d" xmlns:o="urn:schemas-microsoft-com:office:office" xmlns:oel="http://schemas.microsoft.com/office/2019/extlst" xmlns:r="http://schemas.openxmlformats.org/officeDocument/2006/relationships" xmlns:m="http://schemas.openxmlformats.org/officeDocument/2006/math" xmlns:v="urn:schemas-microsoft-com:vml" xmlns:wp14="http://schemas.microsoft.com/office/word/2010/wordprocessingDrawing" xmlns:wp="http://schemas.openxmlformats.org/drawingml/2006/wordprocessingDrawing" xmlns:w10="urn:schemas-microsoft-com:office:word" xmlns:w="http://schemas.openxmlformats.org/wordprocessingml/2006/main" xmlns:w14="http://schemas.microsoft.com/office/word/2010/wordml" xmlns:w15="http://schemas.microsoft.com/office/word/2012/wordml" xmlns:w16cex="http://schemas.microsoft.com/office/word/2018/wordml/cex" xmlns:w16cid="http://schemas.microsoft.com/office/word/2016/wordml/cid" xmlns:w16="http://schemas.microsoft.com/office/word/2018/wordml" xmlns:w16du="http://schemas.microsoft.com/office/word/2023/wordml/word16du" xmlns:w16sdtdh="http://schemas.microsoft.com/office/word/2020/wordml/sdtdatahash" xmlns:w16sdtfl="http://schemas.microsoft.com/office/word/2024/wordml/sdtformatlock" xmlns:w16se="http://schemas.microsoft.com/office/word/2015/wordml/symex" xmlns:wpg="http://schemas.microsoft.com/office/word/2010/wordprocessingGroup" xmlns:wpi="http://schemas.microsoft.com/office/word/2010/wordprocessingInk" xmlns:wne="http://schemas.microsoft.com/office/word/2006/wordml" xmlns:wps="http://schemas.microsoft.com/office/word/2010/wordprocessingShape" mc:Ignorable="w14 w15 w16se w16cid w16 w16cex w16sdtdh w16sdtfl w16du wp14">
   <w:p>
     <w:pPr>
@@ -1563,7 +1565,7 @@
       <w:rPr>
         <w:noProof/>
       </w:rPr>
-      <w:pict w14:anchorId="10E36E43">
+      <w:pict w14:anchorId="768B804F">
         <v:shapetype id="_x0000_t75" coordsize="21600,21600" o:spt="75" o:preferrelative="t" path="m@4@5l@4@11@9@11@9@5xe" filled="f" stroked="f">
           <v:stroke joinstyle="miter"/>
           <v:formulas>
@@ -1583,7 +1585,7 @@
           <v:path o:extrusionok="f" gradientshapeok="t" o:connecttype="rect"/>
           <o:lock v:ext="edit" aspectratio="t"/>
         </v:shapetype>
-        <v:shape id="Grafik 3" o:spid="_x0000_s1153" type="#_x0000_t75" alt="ML-13135-01_DAkkS-Symbol_grau1-1" style="position:absolute;margin-left:401.25pt;margin-top:-13.1pt;width:111pt;height:63pt;z-index:2;visibility:visible;mso-wrap-style:square;mso-width-percent:0;mso-height-percent:0;mso-wrap-distance-left:9pt;mso-wrap-distance-top:0;mso-wrap-distance-right:9pt;mso-wrap-distance-bottom:0;mso-position-horizontal:absolute;mso-position-horizontal-relative:text;mso-position-vertical:absolute;mso-position-vertical-relative:text;mso-width-percent:0;mso-height-percent:0;mso-width-relative:page;mso-height-relative:page">
+        <v:shape id="Grafik 3" o:spid="_x0000_s1163" type="#_x0000_t75" alt="ML-13135-01_DAkkS-Symbol_grau1-1" style="position:absolute;margin-left:401.25pt;margin-top:-13.1pt;width:111pt;height:63pt;z-index:3;visibility:visible;mso-wrap-style:square;mso-width-percent:0;mso-height-percent:0;mso-wrap-distance-left:9pt;mso-wrap-distance-top:0;mso-wrap-distance-right:9pt;mso-wrap-distance-bottom:0;mso-position-horizontal:absolute;mso-position-horizontal-relative:text;mso-position-vertical:absolute;mso-position-vertical-relative:text;mso-width-percent:0;mso-height-percent:0;mso-width-relative:page;mso-height-relative:page">
           <v:imagedata r:id="rId1" o:title="ML-13135-01_DAkkS-Symbol_grau1-1"/>
         </v:shape>
       </w:pict>
@@ -1601,7 +1603,21 @@
         <w:szCs w:val="17"/>
       </w:rPr>
       <w:tab/>
-      <w:t>Befund zu</w:t>
+      <w:t xml:space="preserve">Befund </w:t>
+    </w:r>
+    <w:r>
+      <w:rPr>
+        <w:sz w:val="17"/>
+        <w:szCs w:val="17"/>
+      </w:rPr>
+      <w:t xml:space="preserve">vom {Date} </w:t>
+    </w:r>
+    <w:r>
+      <w:rPr>
+        <w:sz w:val="17"/>
+        <w:szCs w:val="17"/>
+      </w:rPr>
+      <w:t>zu</w:t>
     </w:r>
     <w:r>
       <w:rPr>
@@ -1704,7 +1720,7 @@
         <w:sz w:val="17"/>
         <w:szCs w:val="17"/>
       </w:rPr>
-      <w:t>1</w:t>
+      <w:t>2</w:t>
     </w:r>
     <w:r>
       <w:rPr>
@@ -1790,8 +1806,266 @@
 <w:hdr xmlns:wpc="http://schemas.microsoft.com/office/word/2010/wordprocessingCanvas" xmlns:cx="http://schemas.microsoft.com/office/drawing/2014/chartex" xmlns:cx1="http://schemas.microsoft.com/office/drawing/2015/9/8/chartex" xmlns:cx2="http://schemas.microsoft.com/office/drawing/2015/10/21/chartex" xmlns:cx3="http://schemas.microsoft.com/office/drawing/2016/5/9/chartex" xmlns:cx4="http://schemas.microsoft.com/office/drawing/2016/5/10/chartex" xmlns:cx5="http://schemas.microsoft.com/office/drawing/2016/5/11/chartex" xmlns:cx6="http://schemas.microsoft.com/office/drawing/2016/5/12/chartex" xmlns:cx7="http://schemas.microsoft.com/office/drawing/2016/5/13/chartex" xmlns:cx8="http://schemas.microsoft.com/office/drawing/2016/5/14/chartex" xmlns:mc="http://schemas.openxmlformats.org/markup-compatibility/2006" xmlns:aink="http://schemas.microsoft.com/office/drawing/2016/ink" xmlns:am3d="http://schemas.microsoft.com/office/drawing/2017/model3d" xmlns:o="urn:schemas-microsoft-com:office:office" xmlns:oel="http://schemas.microsoft.com/office/2019/extlst" xmlns:r="http://schemas.openxmlformats.org/officeDocument/2006/relationships" xmlns:m="http://schemas.openxmlformats.org/officeDocument/2006/math" xmlns:v="urn:schemas-microsoft-com:vml" xmlns:wp14="http://schemas.microsoft.com/office/word/2010/wordprocessingDrawing" xmlns:wp="http://schemas.openxmlformats.org/drawingml/2006/wordprocessingDrawing" xmlns:w10="urn:schemas-microsoft-com:office:word" xmlns:w="http://schemas.openxmlformats.org/wordprocessingml/2006/main" xmlns:w14="http://schemas.microsoft.com/office/word/2010/wordml" xmlns:w15="http://schemas.microsoft.com/office/word/2012/wordml" xmlns:w16cex="http://schemas.microsoft.com/office/word/2018/wordml/cex" xmlns:w16cid="http://schemas.microsoft.com/office/word/2016/wordml/cid" xmlns:w16="http://schemas.microsoft.com/office/word/2018/wordml" xmlns:w16du="http://schemas.microsoft.com/office/word/2023/wordml/word16du" xmlns:w16sdtdh="http://schemas.microsoft.com/office/word/2020/wordml/sdtdatahash" xmlns:w16sdtfl="http://schemas.microsoft.com/office/word/2024/wordml/sdtformatlock" xmlns:w16se="http://schemas.microsoft.com/office/word/2015/wordml/symex" xmlns:wpg="http://schemas.microsoft.com/office/word/2010/wordprocessingGroup" xmlns:wpi="http://schemas.microsoft.com/office/word/2010/wordprocessingInk" xmlns:wne="http://schemas.microsoft.com/office/word/2006/wordml" xmlns:wps="http://schemas.microsoft.com/office/word/2010/wordprocessingShape" mc:Ignorable="w14 w15 w16se w16cid w16 w16cex w16sdtdh w16sdtfl w16du wp14">
   <w:p>
     <w:pPr>
+      <w:tabs>
+        <w:tab w:val="left" w:pos="708"/>
+        <w:tab w:val="left" w:pos="1416"/>
+        <w:tab w:val="left" w:pos="2124"/>
+        <w:tab w:val="left" w:pos="2832"/>
+        <w:tab w:val="left" w:pos="3540"/>
+        <w:tab w:val="left" w:pos="4248"/>
+        <w:tab w:val="left" w:pos="4956"/>
+        <w:tab w:val="left" w:pos="5664"/>
+        <w:tab w:val="left" w:pos="6372"/>
+        <w:tab w:val="left" w:pos="7080"/>
+        <w:tab w:val="left" w:pos="7788"/>
+        <w:tab w:val="left" w:pos="8415"/>
+      </w:tabs>
+      <w:spacing w:line="276" w:lineRule="auto"/>
+      <w:rPr>
+        <w:rFonts w:ascii="Arial" w:hAnsi="Arial" w:cs="Arial"/>
+        <w:b/>
+        <w:smallCaps/>
+        <w:spacing w:val="20"/>
+      </w:rPr>
+    </w:pPr>
+    <w:r>
+      <w:rPr>
+        <w:sz w:val="12"/>
+        <w:szCs w:val="12"/>
+      </w:rPr>
+      <w:fldChar w:fldCharType="begin"/>
+    </w:r>
+    <w:r>
+      <w:rPr>
+        <w:sz w:val="12"/>
+        <w:szCs w:val="12"/>
+      </w:rPr>
+      <w:instrText xml:space="preserve"> INCLUDETEXT "</w:instrText>
+    </w:r>
+    <w:r>
+      <w:rPr>
+        <w:sz w:val="12"/>
+        <w:szCs w:val="12"/>
+      </w:rPr>
+      <w:instrText>D</w:instrText>
+    </w:r>
+    <w:r>
+      <w:rPr>
+        <w:sz w:val="12"/>
+        <w:szCs w:val="12"/>
+      </w:rPr>
+      <w:instrText>:\\</w:instrText>
+    </w:r>
+    <w:r>
+      <w:rPr>
+        <w:sz w:val="12"/>
+        <w:szCs w:val="12"/>
+      </w:rPr>
+      <w:instrText>Development</w:instrText>
+    </w:r>
+    <w:r>
+      <w:rPr>
+        <w:sz w:val="12"/>
+        <w:szCs w:val="12"/>
+      </w:rPr>
+      <w:instrText>\\</w:instrText>
+    </w:r>
+    <w:r>
+      <w:rPr>
+        <w:sz w:val="12"/>
+        <w:szCs w:val="12"/>
+      </w:rPr>
+      <w:instrText>NRZMHiDB</w:instrText>
+    </w:r>
+    <w:r>
+      <w:rPr>
+        <w:sz w:val="12"/>
+        <w:szCs w:val="12"/>
+      </w:rPr>
+      <w:instrText xml:space="preserve">\\HaemophilusWeb\\ReportTemplates\\includes\\Kopfzeile - Kurz.docx" </w:instrText>
+    </w:r>
+    <w:r>
+      <w:rPr>
+        <w:sz w:val="12"/>
+        <w:szCs w:val="12"/>
+      </w:rPr>
+      <w:fldChar w:fldCharType="separate"/>
+    </w:r>
+    <w:r>
+      <w:rPr>
+        <w:noProof/>
+      </w:rPr>
+      <w:pict w14:anchorId="11972443">
+        <v:shapetype id="_x0000_t75" coordsize="21600,21600" o:spt="75" o:preferrelative="t" path="m@4@5l@4@11@9@11@9@5xe" filled="f" stroked="f">
+          <v:stroke joinstyle="miter"/>
+          <v:formulas>
+            <v:f eqn="if lineDrawn pixelLineWidth 0"/>
+            <v:f eqn="sum @0 1 0"/>
+            <v:f eqn="sum 0 0 @1"/>
+            <v:f eqn="prod @2 1 2"/>
+            <v:f eqn="prod @3 21600 pixelWidth"/>
+            <v:f eqn="prod @3 21600 pixelHeight"/>
+            <v:f eqn="sum @0 0 1"/>
+            <v:f eqn="prod @6 1 2"/>
+            <v:f eqn="prod @7 21600 pixelWidth"/>
+            <v:f eqn="sum @8 21600 0"/>
+            <v:f eqn="prod @7 21600 pixelHeight"/>
+            <v:f eqn="sum @10 21600 0"/>
+          </v:formulas>
+          <v:path o:extrusionok="f" gradientshapeok="t" o:connecttype="rect"/>
+          <o:lock v:ext="edit" aspectratio="t"/>
+        </v:shapetype>
+        <v:shape id="Grafik 30529237" o:spid="_x0000_s1166" type="#_x0000_t75" alt="nrzmhi_logo_500" style="position:absolute;margin-left:385.15pt;margin-top:2.25pt;width:63.4pt;height:63.4pt;z-index:-2;visibility:visible;mso-wrap-style:square;mso-width-percent:0;mso-height-percent:0;mso-wrap-distance-left:9pt;mso-wrap-distance-top:0;mso-wrap-distance-right:9pt;mso-wrap-distance-bottom:0;mso-position-horizontal:absolute;mso-position-horizontal-relative:text;mso-position-vertical:absolute;mso-position-vertical-relative:text;mso-width-percent:0;mso-height-percent:0;mso-width-relative:page;mso-height-relative:page">
+          <v:imagedata r:id="rId1" o:title="nrzmhi_logo_500"/>
+        </v:shape>
+      </w:pict>
+    </w:r>
+    <w:r>
+      <w:rPr>
+        <w:noProof/>
+      </w:rPr>
+      <w:pict w14:anchorId="5D952067">
+        <v:shape id="Grafik 489228491" o:spid="_x0000_s1165" type="#_x0000_t75" alt="RKI_Logo-NRZKL-Deu_RGB-1.JPG" style="position:absolute;margin-left:449.25pt;margin-top:6.75pt;width:55pt;height:55pt;z-index:6;visibility:visible;mso-wrap-style:square;mso-width-percent:0;mso-height-percent:0;mso-wrap-distance-left:9pt;mso-wrap-distance-top:0;mso-wrap-distance-right:9pt;mso-wrap-distance-bottom:0;mso-position-horizontal:absolute;mso-position-horizontal-relative:text;mso-position-vertical:absolute;mso-position-vertical-relative:text;mso-width-percent:0;mso-height-percent:0;mso-width-relative:page;mso-height-relative:page" stroked="t" strokecolor="white">
+          <v:imagedata r:id="rId2" o:title="RKI_Logo-NRZKL-Deu_RGB-1"/>
+        </v:shape>
+      </w:pict>
+    </w:r>
+    <w:r>
+      <w:rPr>
+        <w:rFonts w:ascii="Arial" w:hAnsi="Arial" w:cs="Arial"/>
+        <w:b/>
+        <w:smallCaps/>
+        <w:spacing w:val="20"/>
+      </w:rPr>
+      <w:t xml:space="preserve">Nationales Referenzzentrum für Meningokokken </w:t>
+    </w:r>
+  </w:p>
+  <w:p>
+    <w:pPr>
+      <w:spacing w:line="360" w:lineRule="auto"/>
+      <w:rPr>
+        <w:rFonts w:ascii="Arial" w:hAnsi="Arial" w:cs="Arial"/>
+        <w:smallCaps/>
+        <w:spacing w:val="20"/>
+      </w:rPr>
+    </w:pPr>
+    <w:r>
+      <w:rPr>
+        <w:rFonts w:ascii="Arial" w:hAnsi="Arial" w:cs="Arial"/>
+        <w:b/>
+        <w:smallCaps/>
+        <w:noProof/>
+        <w:spacing w:val="20"/>
+      </w:rPr>
+      <w:t>und Haemophilus influenzae</w:t>
+    </w:r>
+  </w:p>
+  <w:p>
+    <w:pPr>
+      <w:rPr>
+        <w:sz w:val="20"/>
+        <w:szCs w:val="20"/>
+      </w:rPr>
+    </w:pPr>
+    <w:r>
+      <w:rPr>
+        <w:sz w:val="20"/>
+        <w:szCs w:val="20"/>
+      </w:rPr>
+      <w:t>Gesamtleitung: PD Dr. rer. nat. Heike Claus</w:t>
+    </w:r>
+  </w:p>
+  <w:p>
+    <w:pPr>
+      <w:rPr>
+        <w:sz w:val="20"/>
+        <w:szCs w:val="20"/>
+      </w:rPr>
+    </w:pPr>
+    <w:r>
+      <w:rPr>
+        <w:sz w:val="20"/>
+        <w:szCs w:val="20"/>
+      </w:rPr>
+      <w:t>ärztliche Leitung: PD Dr. med. Thiên-Trí Lâm</w:t>
+    </w:r>
+  </w:p>
+  <w:p>
+    <w:pPr>
+      <w:rPr>
+        <w:sz w:val="12"/>
+        <w:szCs w:val="12"/>
+      </w:rPr>
+    </w:pPr>
+  </w:p>
+  <w:p>
+    <w:pPr>
+      <w:rPr>
+        <w:sz w:val="12"/>
+        <w:szCs w:val="12"/>
+      </w:rPr>
+    </w:pPr>
+    <w:r>
+      <w:rPr>
+        <w:sz w:val="12"/>
+        <w:szCs w:val="12"/>
+      </w:rPr>
+      <w:t xml:space="preserve">Labor-Nr. des NRZMHi: </w:t>
+    </w:r>
+    <w:r>
+      <w:rPr>
+        <w:sz w:val="12"/>
+        <w:szCs w:val="12"/>
+      </w:rPr>
+      <w:t>{LaboratoryNumberWithPrefix}</w:t>
+    </w:r>
+    <w:r>
+      <w:rPr>
+        <w:sz w:val="12"/>
+        <w:szCs w:val="12"/>
+      </w:rPr>
+      <w:t xml:space="preserve"> · isoliert aus: {SamplingLocation} · Datum der Materialentnahme:</w:t>
+    </w:r>
+    <w:r>
+      <w:rPr>
+        <w:sz w:val="12"/>
+        <w:szCs w:val="12"/>
+      </w:rPr>
+      <w:t xml:space="preserve"> </w:t>
+    </w:r>
+    <w:r>
+      <w:rPr>
+        <w:sz w:val="12"/>
+        <w:szCs w:val="12"/>
+      </w:rPr>
+      <w:t>{SamplingDate} · Labor-Nr. des Einsenders:</w:t>
+    </w:r>
+    <w:r>
+      <w:rPr>
+        <w:sz w:val="12"/>
+        <w:szCs w:val="12"/>
+      </w:rPr>
+      <w:t xml:space="preserve"> </w:t>
+    </w:r>
+    <w:r>
+      <w:rPr>
+        <w:sz w:val="12"/>
+        <w:szCs w:val="12"/>
+      </w:rPr>
+      <w:t>{SenderLaboratoryNumber}</w:t>
+    </w:r>
+  </w:p>
+  <w:p>
+    <w:pPr>
       <w:pStyle w:val="Kopfzeile"/>
     </w:pPr>
+    <w:r>
+      <w:rPr>
+        <w:sz w:val="12"/>
+        <w:szCs w:val="12"/>
+      </w:rPr>
+      <w:fldChar w:fldCharType="end"/>
+    </w:r>
   </w:p>
 </w:hdr>
 </file>
@@ -1826,225 +2100,6 @@
     </w:pPr>
     <w:r>
       <w:rPr>
-        <w:sz w:val="12"/>
-        <w:szCs w:val="12"/>
-      </w:rPr>
-      <w:fldChar w:fldCharType="begin"/>
-    </w:r>
-    <w:r>
-      <w:rPr>
-        <w:sz w:val="12"/>
-        <w:szCs w:val="12"/>
-      </w:rPr>
-      <w:instrText xml:space="preserve"> INCLUDETEXT "</w:instrText>
-    </w:r>
-    <w:r>
-      <w:rPr>
-        <w:sz w:val="12"/>
-        <w:szCs w:val="12"/>
-      </w:rPr>
-      <w:instrText>D</w:instrText>
-    </w:r>
-    <w:r>
-      <w:rPr>
-        <w:sz w:val="12"/>
-        <w:szCs w:val="12"/>
-      </w:rPr>
-      <w:instrText>:\\</w:instrText>
-    </w:r>
-    <w:r>
-      <w:rPr>
-        <w:sz w:val="12"/>
-        <w:szCs w:val="12"/>
-      </w:rPr>
-      <w:instrText>Development</w:instrText>
-    </w:r>
-    <w:r>
-      <w:rPr>
-        <w:sz w:val="12"/>
-        <w:szCs w:val="12"/>
-      </w:rPr>
-      <w:instrText>\\</w:instrText>
-    </w:r>
-    <w:r>
-      <w:rPr>
-        <w:sz w:val="12"/>
-        <w:szCs w:val="12"/>
-      </w:rPr>
-      <w:instrText>NRZMHiDB</w:instrText>
-    </w:r>
-    <w:r>
-      <w:rPr>
-        <w:sz w:val="12"/>
-        <w:szCs w:val="12"/>
-      </w:rPr>
-      <w:instrText xml:space="preserve">\\HaemophilusWeb\\ReportTemplates\\includes\\Kopfzeile - Kurz.docx" </w:instrText>
-    </w:r>
-    <w:r>
-      <w:rPr>
-        <w:sz w:val="12"/>
-        <w:szCs w:val="12"/>
-      </w:rPr>
-      <w:fldChar w:fldCharType="separate"/>
-    </w:r>
-    <w:r>
-      <w:rPr>
-        <w:noProof/>
-      </w:rPr>
-      <w:pict w14:anchorId="187C3F37">
-        <v:shapetype id="_x0000_t75" coordsize="21600,21600" o:spt="75" o:preferrelative="t" path="m@4@5l@4@11@9@11@9@5xe" filled="f" stroked="f">
-          <v:stroke joinstyle="miter"/>
-          <v:formulas>
-            <v:f eqn="if lineDrawn pixelLineWidth 0"/>
-            <v:f eqn="sum @0 1 0"/>
-            <v:f eqn="sum 0 0 @1"/>
-            <v:f eqn="prod @2 1 2"/>
-            <v:f eqn="prod @3 21600 pixelWidth"/>
-            <v:f eqn="prod @3 21600 pixelHeight"/>
-            <v:f eqn="sum @0 0 1"/>
-            <v:f eqn="prod @6 1 2"/>
-            <v:f eqn="prod @7 21600 pixelWidth"/>
-            <v:f eqn="sum @8 21600 0"/>
-            <v:f eqn="prod @7 21600 pixelHeight"/>
-            <v:f eqn="sum @10 21600 0"/>
-          </v:formulas>
-          <v:path o:extrusionok="f" gradientshapeok="t" o:connecttype="rect"/>
-          <o:lock v:ext="edit" aspectratio="t"/>
-        </v:shapetype>
-        <v:shape id="Grafik 5" o:spid="_x0000_s1110" type="#_x0000_t75" alt="nrzmhi_logo_500" style="position:absolute;margin-left:385.15pt;margin-top:2.25pt;width:63.4pt;height:63.4pt;z-index:-5;visibility:visible;mso-wrap-style:square;mso-width-percent:0;mso-height-percent:0;mso-wrap-distance-left:9pt;mso-wrap-distance-top:0;mso-wrap-distance-right:9pt;mso-wrap-distance-bottom:0;mso-position-horizontal:absolute;mso-position-horizontal-relative:text;mso-position-vertical:absolute;mso-position-vertical-relative:text;mso-width-percent:0;mso-height-percent:0;mso-width-relative:page;mso-height-relative:page">
-          <v:imagedata r:id="rId1" o:title="nrzmhi_logo_500"/>
-        </v:shape>
-      </w:pict>
-    </w:r>
-    <w:r>
-      <w:rPr>
-        <w:noProof/>
-      </w:rPr>
-      <w:pict w14:anchorId="67F98237">
-        <v:shape id="Grafik 6" o:spid="_x0000_s1109" type="#_x0000_t75" alt="RKI_Logo-NRZKL-Deu_RGB-1.JPG" style="position:absolute;margin-left:449.25pt;margin-top:6.75pt;width:55pt;height:55pt;z-index:1;visibility:visible;mso-wrap-style:square;mso-width-percent:0;mso-height-percent:0;mso-wrap-distance-left:9pt;mso-wrap-distance-top:0;mso-wrap-distance-right:9pt;mso-wrap-distance-bottom:0;mso-position-horizontal:absolute;mso-position-horizontal-relative:text;mso-position-vertical:absolute;mso-position-vertical-relative:text;mso-width-percent:0;mso-height-percent:0;mso-width-relative:page;mso-height-relative:page" stroked="t" strokecolor="white">
-          <v:imagedata r:id="rId2" o:title="RKI_Logo-NRZKL-Deu_RGB-1"/>
-        </v:shape>
-      </w:pict>
-    </w:r>
-    <w:r>
-      <w:rPr>
-        <w:rFonts w:ascii="Arial" w:hAnsi="Arial" w:cs="Arial"/>
-        <w:b/>
-        <w:smallCaps/>
-        <w:spacing w:val="20"/>
-        <w:sz w:val="28"/>
-        <w:szCs w:val="28"/>
-      </w:rPr>
-      <w:t xml:space="preserve">Nationales Referenzzentrum für Meningokokken </w:t>
-    </w:r>
-  </w:p>
-  <w:p>
-    <w:pPr>
-      <w:spacing w:line="360" w:lineRule="auto"/>
-      <w:rPr>
-        <w:rFonts w:ascii="Arial" w:hAnsi="Arial" w:cs="Arial"/>
-        <w:smallCaps/>
-        <w:spacing w:val="20"/>
-        <w:sz w:val="28"/>
-        <w:szCs w:val="28"/>
-      </w:rPr>
-    </w:pPr>
-    <w:r>
-      <w:rPr>
-        <w:rFonts w:ascii="Arial" w:hAnsi="Arial" w:cs="Arial"/>
-        <w:b/>
-        <w:smallCaps/>
-        <w:noProof/>
-        <w:spacing w:val="20"/>
-        <w:sz w:val="28"/>
-        <w:szCs w:val="28"/>
-      </w:rPr>
-      <w:t>und Haemophilus influenzae</w:t>
-    </w:r>
-  </w:p>
-  <w:p>
-    <w:pPr>
-      <w:rPr>
-        <w:sz w:val="22"/>
-        <w:szCs w:val="22"/>
-      </w:rPr>
-    </w:pPr>
-    <w:r>
-      <w:rPr>
-        <w:sz w:val="22"/>
-        <w:szCs w:val="22"/>
-      </w:rPr>
-      <w:t>Gesamtleitung: PD Dr. rer. nat. Heike Claus</w:t>
-    </w:r>
-  </w:p>
-  <w:p>
-    <w:pPr>
-      <w:rPr>
-        <w:sz w:val="12"/>
-        <w:szCs w:val="12"/>
-      </w:rPr>
-    </w:pPr>
-    <w:r>
-      <w:rPr>
-        <w:sz w:val="22"/>
-        <w:szCs w:val="22"/>
-      </w:rPr>
-      <w:t>ärztliche Leitung: PD Dr. med. Thiên-Trí Lâm</w:t>
-    </w:r>
-  </w:p>
-  <w:p>
-    <w:pPr>
-      <w:rPr>
-        <w:sz w:val="12"/>
-        <w:szCs w:val="12"/>
-      </w:rPr>
-    </w:pPr>
-  </w:p>
-  <w:p>
-    <w:pPr>
-      <w:pStyle w:val="Kopfzeile"/>
-    </w:pPr>
-    <w:r>
-      <w:rPr>
-        <w:sz w:val="12"/>
-        <w:szCs w:val="12"/>
-      </w:rPr>
-      <w:fldChar w:fldCharType="end"/>
-    </w:r>
-  </w:p>
-</w:hdr>
-</file>
-
-<file path=word/header3.xml><?xml version="1.0" encoding="utf-8"?>
-<w:hdr xmlns:wpc="http://schemas.microsoft.com/office/word/2010/wordprocessingCanvas" xmlns:cx="http://schemas.microsoft.com/office/drawing/2014/chartex" xmlns:cx1="http://schemas.microsoft.com/office/drawing/2015/9/8/chartex" xmlns:cx2="http://schemas.microsoft.com/office/drawing/2015/10/21/chartex" xmlns:cx3="http://schemas.microsoft.com/office/drawing/2016/5/9/chartex" xmlns:cx4="http://schemas.microsoft.com/office/drawing/2016/5/10/chartex" xmlns:cx5="http://schemas.microsoft.com/office/drawing/2016/5/11/chartex" xmlns:cx6="http://schemas.microsoft.com/office/drawing/2016/5/12/chartex" xmlns:cx7="http://schemas.microsoft.com/office/drawing/2016/5/13/chartex" xmlns:cx8="http://schemas.microsoft.com/office/drawing/2016/5/14/chartex" xmlns:mc="http://schemas.openxmlformats.org/markup-compatibility/2006" xmlns:aink="http://schemas.microsoft.com/office/drawing/2016/ink" xmlns:am3d="http://schemas.microsoft.com/office/drawing/2017/model3d" xmlns:o="urn:schemas-microsoft-com:office:office" xmlns:oel="http://schemas.microsoft.com/office/2019/extlst" xmlns:r="http://schemas.openxmlformats.org/officeDocument/2006/relationships" xmlns:m="http://schemas.openxmlformats.org/officeDocument/2006/math" xmlns:v="urn:schemas-microsoft-com:vml" xmlns:wp14="http://schemas.microsoft.com/office/word/2010/wordprocessingDrawing" xmlns:wp="http://schemas.openxmlformats.org/drawingml/2006/wordprocessingDrawing" xmlns:w10="urn:schemas-microsoft-com:office:word" xmlns:w="http://schemas.openxmlformats.org/wordprocessingml/2006/main" xmlns:w14="http://schemas.microsoft.com/office/word/2010/wordml" xmlns:w15="http://schemas.microsoft.com/office/word/2012/wordml" xmlns:w16cex="http://schemas.microsoft.com/office/word/2018/wordml/cex" xmlns:w16cid="http://schemas.microsoft.com/office/word/2016/wordml/cid" xmlns:w16="http://schemas.microsoft.com/office/word/2018/wordml" xmlns:w16du="http://schemas.microsoft.com/office/word/2023/wordml/word16du" xmlns:w16sdtdh="http://schemas.microsoft.com/office/word/2020/wordml/sdtdatahash" xmlns:w16sdtfl="http://schemas.microsoft.com/office/word/2024/wordml/sdtformatlock" xmlns:w16se="http://schemas.microsoft.com/office/word/2015/wordml/symex" xmlns:wpg="http://schemas.microsoft.com/office/word/2010/wordprocessingGroup" xmlns:wpi="http://schemas.microsoft.com/office/word/2010/wordprocessingInk" xmlns:wne="http://schemas.microsoft.com/office/word/2006/wordml" xmlns:wps="http://schemas.microsoft.com/office/word/2010/wordprocessingShape" mc:Ignorable="w14 w15 w16se w16cid w16 w16cex w16sdtdh w16sdtfl w16du wp14">
-  <w:p>
-    <w:pPr>
-      <w:tabs>
-        <w:tab w:val="left" w:pos="708"/>
-        <w:tab w:val="left" w:pos="1416"/>
-        <w:tab w:val="left" w:pos="2124"/>
-        <w:tab w:val="left" w:pos="2832"/>
-        <w:tab w:val="left" w:pos="3540"/>
-        <w:tab w:val="left" w:pos="4248"/>
-        <w:tab w:val="left" w:pos="4956"/>
-        <w:tab w:val="left" w:pos="5664"/>
-        <w:tab w:val="left" w:pos="6372"/>
-        <w:tab w:val="left" w:pos="7080"/>
-        <w:tab w:val="left" w:pos="7788"/>
-        <w:tab w:val="left" w:pos="8415"/>
-      </w:tabs>
-      <w:spacing w:line="276" w:lineRule="auto"/>
-      <w:rPr>
-        <w:rFonts w:ascii="Arial" w:hAnsi="Arial" w:cs="Arial"/>
-        <w:b/>
-        <w:smallCaps/>
-        <w:spacing w:val="20"/>
-        <w:sz w:val="28"/>
-        <w:szCs w:val="28"/>
-      </w:rPr>
-    </w:pPr>
-    <w:r>
-      <w:rPr>
         <w:noProof/>
       </w:rPr>
       <w:pict w14:anchorId="174935C1">
@@ -2052,7 +2107,7 @@
           <v:stroke joinstyle="miter"/>
           <v:path gradientshapeok="t" o:connecttype="rect"/>
         </v:shapetype>
-        <v:shape id="Textfeld 2" o:spid="_x0000_s1122" type="#_x0000_t202" style="position:absolute;margin-left:284.2pt;margin-top:12.05pt;width:90.7pt;height:90.7pt;z-index:-4;visibility:visible;mso-wrap-distance-left:9pt;mso-wrap-distance-top:3.6pt;mso-wrap-distance-right:9pt;mso-wrap-distance-bottom:3.6pt;mso-position-horizontal-relative:text;mso-position-vertical-relative:text;mso-width-relative:margin;mso-height-relative:margin;v-text-anchor:top" stroked="f">
+        <v:shape id="Textfeld 2" o:spid="_x0000_s1122" type="#_x0000_t202" style="position:absolute;margin-left:284.2pt;margin-top:12.05pt;width:90.7pt;height:90.7pt;z-index:-5;visibility:visible;mso-wrap-distance-left:9pt;mso-wrap-distance-top:3.6pt;mso-wrap-distance-right:9pt;mso-wrap-distance-bottom:3.6pt;mso-position-horizontal-relative:text;mso-position-vertical-relative:text;mso-width-relative:margin;mso-height-relative:margin;v-text-anchor:top" stroked="f">
           <v:textbox>
             <w:txbxContent>
               <w:p>
@@ -2102,7 +2157,7 @@
           <v:path o:extrusionok="f" gradientshapeok="t" o:connecttype="rect"/>
           <o:lock v:ext="edit" aspectratio="t"/>
         </v:shapetype>
-        <v:shape id="Grafik 2" o:spid="_x0000_s1162" type="#_x0000_t75" alt="nrzmhi_logo_500" style="position:absolute;margin-left:385.15pt;margin-top:2.25pt;width:63.4pt;height:63.4pt;z-index:-1;visibility:visible;mso-wrap-style:square;mso-width-percent:0;mso-height-percent:0;mso-wrap-distance-left:9pt;mso-wrap-distance-top:0;mso-wrap-distance-right:9pt;mso-wrap-distance-bottom:0;mso-position-horizontal:absolute;mso-position-horizontal-relative:text;mso-position-vertical:absolute;mso-position-vertical-relative:text;mso-width-percent:0;mso-height-percent:0;mso-width-relative:page;mso-height-relative:page">
+        <v:shape id="Grafik 2" o:spid="_x0000_s1162" type="#_x0000_t75" alt="nrzmhi_logo_500" style="position:absolute;margin-left:385.15pt;margin-top:2.25pt;width:63.4pt;height:63.4pt;z-index:-4;visibility:visible;mso-wrap-style:square;mso-width-percent:0;mso-height-percent:0;mso-wrap-distance-left:9pt;mso-wrap-distance-top:0;mso-wrap-distance-right:9pt;mso-wrap-distance-bottom:0;mso-position-horizontal:absolute;mso-position-horizontal-relative:text;mso-position-vertical:absolute;mso-position-vertical-relative:text;mso-width-percent:0;mso-height-percent:0;mso-width-relative:page;mso-height-relative:page">
           <v:imagedata r:id="rId1" o:title="nrzmhi_logo_500"/>
         </v:shape>
       </w:pict>
@@ -2112,7 +2167,7 @@
         <w:noProof/>
       </w:rPr>
       <w:pict w14:anchorId="53811F5B">
-        <v:shape id="Grafik 1" o:spid="_x0000_s1161" type="#_x0000_t75" alt="RKI_Logo-NRZKL-Deu_RGB-1.JPG" style="position:absolute;margin-left:449.25pt;margin-top:6.75pt;width:55pt;height:55pt;z-index:6;visibility:visible;mso-wrap-style:square;mso-width-percent:0;mso-height-percent:0;mso-wrap-distance-left:9pt;mso-wrap-distance-top:0;mso-wrap-distance-right:9pt;mso-wrap-distance-bottom:0;mso-position-horizontal:absolute;mso-position-horizontal-relative:text;mso-position-vertical:absolute;mso-position-vertical-relative:text;mso-width-percent:0;mso-height-percent:0;mso-width-relative:page;mso-height-relative:page" stroked="t" strokecolor="white">
+        <v:shape id="Grafik 1" o:spid="_x0000_s1161" type="#_x0000_t75" alt="RKI_Logo-NRZKL-Deu_RGB-1.JPG" style="position:absolute;margin-left:449.25pt;margin-top:6.75pt;width:55pt;height:55pt;z-index:1;visibility:visible;mso-wrap-style:square;mso-width-percent:0;mso-height-percent:0;mso-wrap-distance-left:9pt;mso-wrap-distance-top:0;mso-wrap-distance-right:9pt;mso-wrap-distance-bottom:0;mso-position-horizontal:absolute;mso-position-horizontal-relative:text;mso-position-vertical:absolute;mso-position-vertical-relative:text;mso-width-percent:0;mso-height-percent:0;mso-width-relative:page;mso-height-relative:page" stroked="t" strokecolor="white">
           <v:imagedata r:id="rId2" o:title="RKI_Logo-NRZKL-Deu_RGB-1"/>
         </v:shape>
       </w:pict>
@@ -2233,7 +2288,7 @@
         <w:noProof/>
       </w:rPr>
       <w:pict w14:anchorId="20ACB1EA">
-        <v:shape id="Textfeld 3" o:spid="_x0000_s1160" type="#_x0000_t202" style="position:absolute;margin-left:364.1pt;margin-top:2.3pt;width:156.8pt;height:304.25pt;z-index:7;visibility:visible;mso-wrap-style:square;mso-width-percent:0;mso-height-percent:0;mso-wrap-distance-left:9pt;mso-wrap-distance-top:0;mso-wrap-distance-right:9pt;mso-wrap-distance-bottom:0;mso-position-horizontal-relative:text;mso-position-vertical-relative:text;mso-width-percent:0;mso-height-percent:0;mso-width-relative:page;mso-height-relative:page;v-text-anchor:top" o:gfxdata="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" stroked="f">
+        <v:shape id="Textfeld 3" o:spid="_x0000_s1160" type="#_x0000_t202" style="position:absolute;margin-left:364.1pt;margin-top:2.3pt;width:156.8pt;height:304.25pt;z-index:2;visibility:visible;mso-wrap-style:square;mso-width-percent:0;mso-height-percent:0;mso-wrap-distance-left:9pt;mso-wrap-distance-top:0;mso-wrap-distance-right:9pt;mso-wrap-distance-bottom:0;mso-position-horizontal-relative:text;mso-position-vertical-relative:text;mso-width-percent:0;mso-height-percent:0;mso-width-relative:page;mso-height-relative:page;v-text-anchor:top" o:gfxdata="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" stroked="f">
           <v:textbox style="mso-next-textbox:#Textfeld 3">
             <w:txbxContent>
               <w:p>

--- a/HaemophilusWeb/ReportTemplates/Meningo/Nativmaterial v2.docx
+++ b/HaemophilusWeb/ReportTemplates/Meningo/Nativmaterial v2.docx
@@ -1972,7 +1972,7 @@
         <w:sz w:val="20"/>
         <w:szCs w:val="20"/>
       </w:rPr>
-      <w:t>Gesamtleitung: PD Dr. rer. nat. Heike Claus</w:t>
+      <w:t xml:space="preserve">Gesamtleitung: {LabDirector}</w:t>
     </w:r>
   </w:p>
   <w:p>
@@ -1987,7 +1987,7 @@
         <w:sz w:val="20"/>
         <w:szCs w:val="20"/>
       </w:rPr>
-      <w:t>ärztliche Leitung: PD Dr. med. Thiên-Trí Lâm</w:t>
+      <w:t xml:space="preserve">ärztliche Leitung: {MedicalDirector}</w:t>
     </w:r>
   </w:p>
   <w:p>
@@ -2235,7 +2235,7 @@
         <w:sz w:val="22"/>
         <w:szCs w:val="22"/>
       </w:rPr>
-      <w:t>Gesamtleitung: PD Dr. rer. nat. Heike Claus</w:t>
+      <w:t xml:space="preserve">Gesamtleitung: {LabDirector}</w:t>
     </w:r>
   </w:p>
   <w:p>
@@ -2250,7 +2250,7 @@
         <w:sz w:val="22"/>
         <w:szCs w:val="22"/>
       </w:rPr>
-      <w:t>ärztliche Leitung: PD Dr. med. Thiên-Trí Lâm</w:t>
+      <w:t xml:space="preserve">ärztliche Leitung: {MedicalDirector}</w:t>
     </w:r>
   </w:p>
   <w:p>
@@ -2513,235 +2513,8 @@
                     <w:sz w:val="17"/>
                     <w:szCs w:val="17"/>
                   </w:rPr>
-                  <w:t>PD Dr. rer. nat. Heike Claus</w:t>
+                  <w:t xml:space="preserve">{Contacts}</w:t>
                 </w:r>
-              </w:p>
-              <w:p>
-                <w:pPr>
-                  <w:tabs>
-                    <w:tab w:val="left" w:pos="7560"/>
-                  </w:tabs>
-                  <w:ind w:right="-1368"/>
-                  <w:rPr>
-                    <w:sz w:val="17"/>
-                    <w:szCs w:val="17"/>
-                    <w:lang w:val="pl-PL"/>
-                  </w:rPr>
-                </w:pPr>
-                <w:r>
-                  <w:rPr>
-                    <w:sz w:val="17"/>
-                    <w:szCs w:val="17"/>
-                    <w:lang w:val="pl-PL"/>
-                  </w:rPr>
-                  <w:t>Telefon: 0931/31-46936</w:t>
-                </w:r>
-              </w:p>
-              <w:p>
-                <w:pPr>
-                  <w:tabs>
-                    <w:tab w:val="left" w:pos="7560"/>
-                  </w:tabs>
-                  <w:ind w:right="-1368"/>
-                  <w:rPr>
-                    <w:sz w:val="17"/>
-                    <w:szCs w:val="17"/>
-                    <w:lang w:val="pl-PL"/>
-                  </w:rPr>
-                </w:pPr>
-                <w:r>
-                  <w:rPr>
-                    <w:sz w:val="17"/>
-                    <w:szCs w:val="17"/>
-                    <w:lang w:val="pl-PL"/>
-                  </w:rPr>
-                  <w:t>heike.claus@uni-wuerzburg.de</w:t>
-                </w:r>
-              </w:p>
-              <w:p>
-                <w:pPr>
-                  <w:ind w:right="-1368"/>
-                  <w:rPr>
-                    <w:sz w:val="17"/>
-                    <w:szCs w:val="17"/>
-                    <w:lang w:val="pl-PL"/>
-                  </w:rPr>
-                </w:pPr>
-              </w:p>
-              <w:p>
-                <w:pPr>
-                  <w:ind w:right="-1368"/>
-                  <w:rPr>
-                    <w:sz w:val="17"/>
-                    <w:szCs w:val="17"/>
-                    <w:lang w:val="pl-PL"/>
-                  </w:rPr>
-                </w:pPr>
-                <w:r>
-                  <w:rPr>
-                    <w:sz w:val="17"/>
-                    <w:szCs w:val="17"/>
-                    <w:lang w:val="pl-PL"/>
-                  </w:rPr>
-                  <w:t>PD Dr. med. Thiên-Trí Lâm</w:t>
-                </w:r>
-              </w:p>
-              <w:p>
-                <w:pPr>
-                  <w:ind w:right="-1368"/>
-                  <w:rPr>
-                    <w:sz w:val="17"/>
-                    <w:szCs w:val="17"/>
-                    <w:lang w:val="pl-PL"/>
-                  </w:rPr>
-                </w:pPr>
-                <w:r>
-                  <w:rPr>
-                    <w:sz w:val="17"/>
-                    <w:szCs w:val="17"/>
-                    <w:lang w:val="pl-PL"/>
-                  </w:rPr>
-                  <w:t>Telefon: 0931/31-46737</w:t>
-                </w:r>
-              </w:p>
-              <w:p>
-                <w:pPr>
-                  <w:ind w:right="-1368"/>
-                  <w:rPr>
-                    <w:sz w:val="17"/>
-                    <w:szCs w:val="17"/>
-                    <w:lang w:val="pl-PL"/>
-                  </w:rPr>
-                </w:pPr>
-                <w:r>
-                  <w:rPr>
-                    <w:sz w:val="17"/>
-                    <w:szCs w:val="17"/>
-                    <w:lang w:val="pl-PL"/>
-                  </w:rPr>
-                  <w:t>thien-tri.lam@uni-wuerzburg.de</w:t>
-                </w:r>
-              </w:p>
-              <w:p>
-                <w:pPr>
-                  <w:tabs>
-                    <w:tab w:val="left" w:pos="7560"/>
-                  </w:tabs>
-                  <w:ind w:right="-1368"/>
-                  <w:rPr>
-                    <w:sz w:val="17"/>
-                    <w:szCs w:val="17"/>
-                    <w:lang w:val="pl-PL"/>
-                  </w:rPr>
-                </w:pPr>
-              </w:p>
-              <w:p>
-                <w:pPr>
-                  <w:tabs>
-                    <w:tab w:val="left" w:pos="7560"/>
-                  </w:tabs>
-                  <w:ind w:right="-1368"/>
-                  <w:rPr>
-                    <w:sz w:val="17"/>
-                    <w:szCs w:val="17"/>
-                    <w:lang w:val="en-GB"/>
-                  </w:rPr>
-                </w:pPr>
-                <w:r>
-                  <w:rPr>
-                    <w:sz w:val="17"/>
-                    <w:szCs w:val="17"/>
-                    <w:lang w:val="en-GB"/>
-                  </w:rPr>
-                  <w:t>Dr.</w:t>
-                </w:r>
-                <w:r>
-                  <w:rPr>
-                    <w:sz w:val="17"/>
-                    <w:szCs w:val="17"/>
-                    <w:lang w:val="en-GB"/>
-                  </w:rPr>
-                  <w:t xml:space="preserve"> </w:t>
-                </w:r>
-                <w:r>
-                  <w:rPr>
-                    <w:sz w:val="17"/>
-                    <w:szCs w:val="17"/>
-                    <w:lang w:val="en-GB"/>
-                  </w:rPr>
-                  <w:t>med. Katherina Heroth</w:t>
-                </w:r>
-              </w:p>
-              <w:p>
-                <w:pPr>
-                  <w:tabs>
-                    <w:tab w:val="left" w:pos="7560"/>
-                  </w:tabs>
-                  <w:ind w:right="-1368"/>
-                  <w:rPr>
-                    <w:sz w:val="17"/>
-                    <w:szCs w:val="17"/>
-                    <w:lang w:val="pl-PL"/>
-                  </w:rPr>
-                </w:pPr>
-                <w:r>
-                  <w:rPr>
-                    <w:sz w:val="17"/>
-                    <w:szCs w:val="17"/>
-                    <w:lang w:val="pl-PL"/>
-                  </w:rPr>
-                  <w:t>Telefon: 0931/31-81128</w:t>
-                </w:r>
-              </w:p>
-              <w:p>
-                <w:pPr>
-                  <w:tabs>
-                    <w:tab w:val="left" w:pos="7560"/>
-                  </w:tabs>
-                  <w:ind w:right="-1368"/>
-                  <w:rPr>
-                    <w:sz w:val="17"/>
-                    <w:szCs w:val="17"/>
-                    <w:lang w:val="pl-PL"/>
-                  </w:rPr>
-                </w:pPr>
-                <w:r>
-                  <w:rPr>
-                    <w:sz w:val="17"/>
-                    <w:szCs w:val="17"/>
-                    <w:lang w:val="pl-PL"/>
-                  </w:rPr>
-                  <w:t>katherina.heroth</w:t>
-                </w:r>
-                <w:r>
-                  <w:rPr>
-                    <w:sz w:val="17"/>
-                    <w:szCs w:val="17"/>
-                    <w:lang w:val="pl-PL"/>
-                  </w:rPr>
-                  <w:t>@</w:t>
-                </w:r>
-                <w:r>
-                  <w:rPr>
-                    <w:sz w:val="17"/>
-                    <w:szCs w:val="17"/>
-                    <w:lang w:val="pl-PL"/>
-                  </w:rPr>
-                  <w:t>uni-wuerzburg.de</w:t>
-                </w:r>
-              </w:p>
-              <w:p>
-                <w:pPr>
-                  <w:tabs>
-                    <w:tab w:val="left" w:pos="7560"/>
-                  </w:tabs>
-                  <w:ind w:right="-1368"/>
-                  <w:rPr>
-                    <w:sz w:val="17"/>
-                    <w:szCs w:val="17"/>
-                    <w:lang w:val="pl-PL"/>
-                  </w:rPr>
-                </w:pPr>
               </w:p>
             </w:txbxContent>
           </v:textbox>
